--- a/The Asymmetrical Mechanics of Human Conception Lateralization, Gamete Compatibility, and Postural Influence.docx
+++ b/The Asymmetrical Mechanics of Human Conception Lateralization, Gamete Compatibility, and Postural Influence.docx
@@ -478,15 +478,7 @@
     </w:p>
     <w:p>
       <w:r>
-        <w:t xml:space="preserve">For families seeking specific </w:t>
-      </w:r>
-      <w:proofErr w:type="gramStart"/>
-      <w:r>
-        <w:t>conception</w:t>
-      </w:r>
-      <w:proofErr w:type="gramEnd"/>
-      <w:r>
-        <w:t xml:space="preserve"> outcomes, the clinical recommendation is a deliberate alteration of spatial mechanics:</w:t>
+        <w:t>For families seeking specific conception outcomes, the clinical recommendation is a deliberate alteration of spatial mechanics:</w:t>
       </w:r>
     </w:p>
     <w:p>
@@ -497,15 +489,7 @@
         </w:numPr>
       </w:pPr>
       <w:r>
-        <w:t xml:space="preserve">Families who </w:t>
-      </w:r>
-      <w:proofErr w:type="gramStart"/>
-      <w:r>
-        <w:t>have been</w:t>
-      </w:r>
-      <w:proofErr w:type="gramEnd"/>
-      <w:r>
-        <w:t xml:space="preserve"> unable to conceive a son should consciously switch sides of the bed to induce a left-leaning dominant posture.</w:t>
+        <w:t>Families who have been unable to conceive a son should consciously switch sides of the bed to induce a left-leaning dominant posture.</w:t>
       </w:r>
     </w:p>
     <w:p>
@@ -534,6 +518,1116 @@
     <w:p/>
     <w:p/>
     <w:p/>
+    <w:p/>
+    <w:p/>
+    <w:p/>
+    <w:p/>
+    <w:p>
+      <w:pPr>
+        <w:rPr>
+          <w:b/>
+          <w:bCs/>
+        </w:rPr>
+      </w:pPr>
+      <w:r>
+        <w:rPr>
+          <w:b/>
+          <w:bCs/>
+        </w:rPr>
+        <w:lastRenderedPageBreak/>
+        <w:t>Human Testicular Asymmetry &amp; Anatomy</w:t>
+      </w:r>
+    </w:p>
+    <w:p>
+      <w:r>
+        <w:rPr>
+          <w:i/>
+          <w:iCs/>
+        </w:rPr>
+        <w:t>(Note: All citations related to the mouse studies on X/Y ratios from the first three documents have been removed. These remaining sources discuss human anatomy and general asymmetry.)</w:t>
+      </w:r>
+    </w:p>
+    <w:p>
+      <w:pPr>
+        <w:numPr>
+          <w:ilvl w:val="0"/>
+          <w:numId w:val="5"/>
+        </w:numPr>
+      </w:pPr>
+      <w:r>
+        <w:t xml:space="preserve">ABC News. (n.d.). </w:t>
+      </w:r>
+      <w:r>
+        <w:rPr>
+          <w:i/>
+          <w:iCs/>
+        </w:rPr>
+        <w:t>Technology story</w:t>
+      </w:r>
+      <w:r>
+        <w:t xml:space="preserve"> (ID: 97287). </w:t>
+      </w:r>
+      <w:hyperlink r:id="rId7" w:tgtFrame="_blank" w:history="1">
+        <w:r>
+          <w:rPr>
+            <w:rStyle w:val="Hyperlink"/>
+          </w:rPr>
+          <w:t>https://abcnews.go.com/Technology/story?id=97287&amp;page=1</w:t>
+        </w:r>
+      </w:hyperlink>
+    </w:p>
+    <w:p>
+      <w:pPr>
+        <w:numPr>
+          <w:ilvl w:val="0"/>
+          <w:numId w:val="5"/>
+        </w:numPr>
+      </w:pPr>
+      <w:r>
+        <w:t xml:space="preserve">Healthline. (n.d.). </w:t>
+      </w:r>
+      <w:r>
+        <w:rPr>
+          <w:i/>
+          <w:iCs/>
+        </w:rPr>
+        <w:t>Why is one testicle bigger than the other?</w:t>
+      </w:r>
+      <w:r>
+        <w:t xml:space="preserve"> </w:t>
+      </w:r>
+      <w:hyperlink r:id="rId8" w:tgtFrame="_blank" w:history="1">
+        <w:r>
+          <w:rPr>
+            <w:rStyle w:val="Hyperlink"/>
+          </w:rPr>
+          <w:t>https://www.healthline.com/health/mens-health/one-testicle-bigger-than-the-other</w:t>
+        </w:r>
+      </w:hyperlink>
+    </w:p>
+    <w:p>
+      <w:pPr>
+        <w:numPr>
+          <w:ilvl w:val="0"/>
+          <w:numId w:val="5"/>
+        </w:numPr>
+      </w:pPr>
+      <w:r>
+        <w:t xml:space="preserve">Jaypee Digital. (n.d.). </w:t>
+      </w:r>
+      <w:r>
+        <w:rPr>
+          <w:i/>
+          <w:iCs/>
+        </w:rPr>
+        <w:t>Chapter 17</w:t>
+      </w:r>
+      <w:r>
+        <w:t xml:space="preserve"> (ISBN: 9781907816468). </w:t>
+      </w:r>
+      <w:hyperlink r:id="rId9" w:tgtFrame="_blank" w:history="1">
+        <w:r>
+          <w:rPr>
+            <w:rStyle w:val="Hyperlink"/>
+          </w:rPr>
+          <w:t>https://www.jaypeedigital.com/eReader/chapter/9781907816468/ch17</w:t>
+        </w:r>
+      </w:hyperlink>
+    </w:p>
+    <w:p>
+      <w:pPr>
+        <w:numPr>
+          <w:ilvl w:val="0"/>
+          <w:numId w:val="5"/>
+        </w:numPr>
+      </w:pPr>
+      <w:r>
+        <w:t xml:space="preserve">National Center for Biotechnology Information. (n.d.). </w:t>
+      </w:r>
+      <w:r>
+        <w:rPr>
+          <w:i/>
+          <w:iCs/>
+        </w:rPr>
+        <w:t>PubMed article 9043904</w:t>
+      </w:r>
+      <w:r>
+        <w:t xml:space="preserve">. </w:t>
+      </w:r>
+      <w:hyperlink r:id="rId10" w:tgtFrame="_blank" w:history="1">
+        <w:r>
+          <w:rPr>
+            <w:rStyle w:val="Hyperlink"/>
+          </w:rPr>
+          <w:t>https://pubmed.ncbi.nlm.nih.gov/9043904/</w:t>
+        </w:r>
+      </w:hyperlink>
+    </w:p>
+    <w:p>
+      <w:pPr>
+        <w:numPr>
+          <w:ilvl w:val="0"/>
+          <w:numId w:val="5"/>
+        </w:numPr>
+      </w:pPr>
+      <w:r>
+        <w:t xml:space="preserve">Özbek, E. (n.d.). </w:t>
+      </w:r>
+      <w:r>
+        <w:rPr>
+          <w:i/>
+          <w:iCs/>
+        </w:rPr>
+        <w:t>Living with one testis: Causes, follow-up and treatment</w:t>
+      </w:r>
+      <w:r>
+        <w:t xml:space="preserve">. Dr. Emin Özbek. </w:t>
+      </w:r>
+      <w:hyperlink r:id="rId11" w:tgtFrame="_blank" w:history="1">
+        <w:r>
+          <w:rPr>
+            <w:rStyle w:val="Hyperlink"/>
+          </w:rPr>
+          <w:t>https://dreminozbek.com/en/living-with-one-testis-causes-follow-up-and-treatment/</w:t>
+        </w:r>
+      </w:hyperlink>
+    </w:p>
+    <w:p>
+      <w:pPr>
+        <w:numPr>
+          <w:ilvl w:val="0"/>
+          <w:numId w:val="5"/>
+        </w:numPr>
+      </w:pPr>
+      <w:r>
+        <w:t xml:space="preserve">Romanian Journal of Morphology and Embryology. (2016). </w:t>
+      </w:r>
+      <w:r>
+        <w:rPr>
+          <w:i/>
+          <w:iCs/>
+        </w:rPr>
+        <w:t>Article 11</w:t>
+      </w:r>
+      <w:r>
+        <w:t xml:space="preserve">. </w:t>
+      </w:r>
+      <w:hyperlink r:id="rId12" w:tgtFrame="_blank" w:history="1">
+        <w:r>
+          <w:rPr>
+            <w:rStyle w:val="Hyperlink"/>
+          </w:rPr>
+          <w:t>https://rrml.ro/articole/2016/2016_1_11.pdf</w:t>
+        </w:r>
+      </w:hyperlink>
+    </w:p>
+    <w:p>
+      <w:pPr>
+        <w:numPr>
+          <w:ilvl w:val="0"/>
+          <w:numId w:val="5"/>
+        </w:numPr>
+      </w:pPr>
+      <w:r>
+        <w:t xml:space="preserve">Wikipedia. (n.d.). </w:t>
+      </w:r>
+      <w:r>
+        <w:rPr>
+          <w:i/>
+          <w:iCs/>
+        </w:rPr>
+        <w:t>Testicle</w:t>
+      </w:r>
+      <w:r>
+        <w:t xml:space="preserve">. Wikimedia Foundation. </w:t>
+      </w:r>
+      <w:hyperlink r:id="rId13" w:tgtFrame="_blank" w:history="1">
+        <w:r>
+          <w:rPr>
+            <w:rStyle w:val="Hyperlink"/>
+          </w:rPr>
+          <w:t>https://en.wikipedia.org/wiki/Testicle</w:t>
+        </w:r>
+      </w:hyperlink>
+    </w:p>
+    <w:p/>
+    <w:p/>
+    <w:p/>
+    <w:p/>
+    <w:p/>
+    <w:p/>
+    <w:p/>
+    <w:p/>
+    <w:p/>
+    <w:p>
+      <w:pPr>
+        <w:rPr>
+          <w:b/>
+          <w:bCs/>
+        </w:rPr>
+      </w:pPr>
+      <w:r>
+        <w:rPr>
+          <w:b/>
+          <w:bCs/>
+        </w:rPr>
+        <w:lastRenderedPageBreak/>
+        <w:t>Male vs. Female Brain Structure &amp; Chemistry</w:t>
+      </w:r>
+    </w:p>
+    <w:p>
+      <w:pPr>
+        <w:numPr>
+          <w:ilvl w:val="0"/>
+          <w:numId w:val="6"/>
+        </w:numPr>
+      </w:pPr>
+      <w:r>
+        <w:t xml:space="preserve">American Heart Association. (2021, February 1). </w:t>
+      </w:r>
+      <w:r>
+        <w:rPr>
+          <w:i/>
+          <w:iCs/>
+        </w:rPr>
+        <w:t>Hormones are key in brain health differences between men and women</w:t>
+      </w:r>
+      <w:r>
+        <w:t xml:space="preserve">. </w:t>
+      </w:r>
+      <w:hyperlink r:id="rId14" w:tgtFrame="_blank" w:history="1">
+        <w:r>
+          <w:rPr>
+            <w:rStyle w:val="Hyperlink"/>
+          </w:rPr>
+          <w:t>https://www.heart.org/en/news/2021/02/01/hormones-are-key-in-brain-health-differences-between-men-and-women</w:t>
+        </w:r>
+      </w:hyperlink>
+    </w:p>
+    <w:p>
+      <w:pPr>
+        <w:numPr>
+          <w:ilvl w:val="0"/>
+          <w:numId w:val="6"/>
+        </w:numPr>
+      </w:pPr>
+      <w:r>
+        <w:t xml:space="preserve">Frontiers in Human Neuroscience. (2020). </w:t>
+      </w:r>
+      <w:r>
+        <w:rPr>
+          <w:i/>
+          <w:iCs/>
+        </w:rPr>
+        <w:t>Article 00244</w:t>
+      </w:r>
+      <w:r>
+        <w:t xml:space="preserve">. </w:t>
+      </w:r>
+      <w:hyperlink r:id="rId15" w:tgtFrame="_blank" w:history="1">
+        <w:r>
+          <w:rPr>
+            <w:rStyle w:val="Hyperlink"/>
+          </w:rPr>
+          <w:t>https://www.frontiersin.org/journals/human-neuroscience/articles/10.3389/fnhum.2020.00244/full</w:t>
+        </w:r>
+      </w:hyperlink>
+    </w:p>
+    <w:p>
+      <w:pPr>
+        <w:numPr>
+          <w:ilvl w:val="0"/>
+          <w:numId w:val="6"/>
+        </w:numPr>
+      </w:pPr>
+      <w:r>
+        <w:t xml:space="preserve">National Center for Biotechnology Information. (n.d.). </w:t>
+      </w:r>
+      <w:r>
+        <w:rPr>
+          <w:i/>
+          <w:iCs/>
+        </w:rPr>
+        <w:t>PMC2818549</w:t>
+      </w:r>
+      <w:r>
+        <w:t xml:space="preserve">. </w:t>
+      </w:r>
+      <w:hyperlink r:id="rId16" w:tgtFrame="_blank" w:history="1">
+        <w:r>
+          <w:rPr>
+            <w:rStyle w:val="Hyperlink"/>
+          </w:rPr>
+          <w:t>https://pmc.ncbi.nlm.nih.gov/articles/PMC2818549/</w:t>
+        </w:r>
+      </w:hyperlink>
+    </w:p>
+    <w:p>
+      <w:pPr>
+        <w:numPr>
+          <w:ilvl w:val="0"/>
+          <w:numId w:val="6"/>
+        </w:numPr>
+      </w:pPr>
+      <w:r>
+        <w:t xml:space="preserve">National Center for Biotechnology Information. (n.d.). </w:t>
+      </w:r>
+      <w:r>
+        <w:rPr>
+          <w:i/>
+          <w:iCs/>
+        </w:rPr>
+        <w:t>PMC3472204</w:t>
+      </w:r>
+      <w:r>
+        <w:t xml:space="preserve">. </w:t>
+      </w:r>
+      <w:hyperlink r:id="rId17" w:tgtFrame="_blank" w:history="1">
+        <w:r>
+          <w:rPr>
+            <w:rStyle w:val="Hyperlink"/>
+          </w:rPr>
+          <w:t>https://pmc.ncbi.nlm.nih.gov/articles/PMC3472204/</w:t>
+        </w:r>
+      </w:hyperlink>
+    </w:p>
+    <w:p>
+      <w:pPr>
+        <w:numPr>
+          <w:ilvl w:val="0"/>
+          <w:numId w:val="6"/>
+        </w:numPr>
+      </w:pPr>
+      <w:r>
+        <w:t xml:space="preserve">National Center for Biotechnology Information. (n.d.). </w:t>
+      </w:r>
+      <w:r>
+        <w:rPr>
+          <w:i/>
+          <w:iCs/>
+        </w:rPr>
+        <w:t>PMC5129843</w:t>
+      </w:r>
+      <w:r>
+        <w:t xml:space="preserve">. </w:t>
+      </w:r>
+      <w:hyperlink r:id="rId18" w:tgtFrame="_blank" w:history="1">
+        <w:r>
+          <w:rPr>
+            <w:rStyle w:val="Hyperlink"/>
+          </w:rPr>
+          <w:t>https://pmc.ncbi.nlm.nih.gov/articles/PMC5129843/</w:t>
+        </w:r>
+      </w:hyperlink>
+    </w:p>
+    <w:p>
+      <w:pPr>
+        <w:numPr>
+          <w:ilvl w:val="0"/>
+          <w:numId w:val="6"/>
+        </w:numPr>
+      </w:pPr>
+      <w:r>
+        <w:t xml:space="preserve">National Center for Biotechnology Information. (n.d.). </w:t>
+      </w:r>
+      <w:r>
+        <w:rPr>
+          <w:i/>
+          <w:iCs/>
+        </w:rPr>
+        <w:t>PMC8726594</w:t>
+      </w:r>
+      <w:r>
+        <w:t xml:space="preserve">. </w:t>
+      </w:r>
+      <w:hyperlink r:id="rId19" w:tgtFrame="_blank" w:history="1">
+        <w:r>
+          <w:rPr>
+            <w:rStyle w:val="Hyperlink"/>
+          </w:rPr>
+          <w:t>https://pmc.ncbi.nlm.nih.gov/articles/PMC8726594/</w:t>
+        </w:r>
+      </w:hyperlink>
+    </w:p>
+    <w:p>
+      <w:pPr>
+        <w:numPr>
+          <w:ilvl w:val="0"/>
+          <w:numId w:val="6"/>
+        </w:numPr>
+      </w:pPr>
+      <w:r>
+        <w:t xml:space="preserve">National Center for Biotechnology Information. (n.d.). </w:t>
+      </w:r>
+      <w:r>
+        <w:rPr>
+          <w:i/>
+          <w:iCs/>
+        </w:rPr>
+        <w:t>PMC10455614</w:t>
+      </w:r>
+      <w:r>
+        <w:t xml:space="preserve">. </w:t>
+      </w:r>
+      <w:hyperlink r:id="rId20" w:tgtFrame="_blank" w:history="1">
+        <w:r>
+          <w:rPr>
+            <w:rStyle w:val="Hyperlink"/>
+          </w:rPr>
+          <w:t>https://pmc.ncbi.nlm.nih.gov/articles/PMC10455614/</w:t>
+        </w:r>
+      </w:hyperlink>
+    </w:p>
+    <w:p>
+      <w:pPr>
+        <w:numPr>
+          <w:ilvl w:val="0"/>
+          <w:numId w:val="6"/>
+        </w:numPr>
+      </w:pPr>
+      <w:r>
+        <w:t xml:space="preserve">Northwestern Medicine. (n.d.). </w:t>
+      </w:r>
+      <w:r>
+        <w:rPr>
+          <w:i/>
+          <w:iCs/>
+        </w:rPr>
+        <w:t>Battle of the brain: Men vs. women infographic</w:t>
+      </w:r>
+      <w:r>
+        <w:t xml:space="preserve">. </w:t>
+      </w:r>
+      <w:hyperlink r:id="rId21" w:tgtFrame="_blank" w:history="1">
+        <w:r>
+          <w:rPr>
+            <w:rStyle w:val="Hyperlink"/>
+          </w:rPr>
+          <w:t>https://www.nm.org/healthbeat/healthy-tips/battle-of-the-brain-men-vs-women-infographic</w:t>
+        </w:r>
+      </w:hyperlink>
+    </w:p>
+    <w:p>
+      <w:pPr>
+        <w:numPr>
+          <w:ilvl w:val="0"/>
+          <w:numId w:val="6"/>
+        </w:numPr>
+      </w:pPr>
+      <w:r>
+        <w:t xml:space="preserve">Psychology Today. (2014, February). </w:t>
+      </w:r>
+      <w:r>
+        <w:rPr>
+          <w:i/>
+          <w:iCs/>
+        </w:rPr>
+        <w:t>Brain differences between genders</w:t>
+      </w:r>
+      <w:r>
+        <w:t xml:space="preserve">. </w:t>
+      </w:r>
+      <w:hyperlink r:id="rId22" w:tgtFrame="_blank" w:history="1">
+        <w:r>
+          <w:rPr>
+            <w:rStyle w:val="Hyperlink"/>
+          </w:rPr>
+          <w:t>https://www.psychologytoday.com/us/blog/hope-relationships/201402/brain-differences-between-genders</w:t>
+        </w:r>
+      </w:hyperlink>
+    </w:p>
+    <w:p>
+      <w:pPr>
+        <w:numPr>
+          <w:ilvl w:val="0"/>
+          <w:numId w:val="6"/>
+        </w:numPr>
+      </w:pPr>
+      <w:r>
+        <w:t xml:space="preserve">Psychology Town. (n.d.). </w:t>
+      </w:r>
+      <w:r>
+        <w:rPr>
+          <w:i/>
+          <w:iCs/>
+        </w:rPr>
+        <w:t>Gender differences in brain structure and function</w:t>
+      </w:r>
+      <w:r>
+        <w:t xml:space="preserve">. </w:t>
+      </w:r>
+      <w:hyperlink r:id="rId23" w:tgtFrame="_blank" w:history="1">
+        <w:r>
+          <w:rPr>
+            <w:rStyle w:val="Hyperlink"/>
+          </w:rPr>
+          <w:t>https://psychology.town/neuropsychology/gender-differences-brain-structure-function/</w:t>
+        </w:r>
+      </w:hyperlink>
+    </w:p>
+    <w:p>
+      <w:pPr>
+        <w:numPr>
+          <w:ilvl w:val="0"/>
+          <w:numId w:val="6"/>
+        </w:numPr>
+      </w:pPr>
+      <w:r>
+        <w:t xml:space="preserve">Reddit. (n.d.). </w:t>
+      </w:r>
+      <w:r>
+        <w:rPr>
+          <w:i/>
+          <w:iCs/>
+        </w:rPr>
+        <w:t>CMV: Women have no physical advantages over men</w:t>
+      </w:r>
+      <w:r>
+        <w:t>. r/</w:t>
+      </w:r>
+      <w:proofErr w:type="spellStart"/>
+      <w:r>
+        <w:t>changemyview</w:t>
+      </w:r>
+      <w:proofErr w:type="spellEnd"/>
+      <w:r>
+        <w:t xml:space="preserve">. </w:t>
+      </w:r>
+      <w:hyperlink r:id="rId24" w:tgtFrame="_blank" w:history="1">
+        <w:r>
+          <w:rPr>
+            <w:rStyle w:val="Hyperlink"/>
+          </w:rPr>
+          <w:t>https://www.reddit.com/r/changemyview/comments/wd6eci/cmv_women_have_no_physical_advantages_over_men/</w:t>
+        </w:r>
+      </w:hyperlink>
+    </w:p>
+    <w:p>
+      <w:pPr>
+        <w:numPr>
+          <w:ilvl w:val="0"/>
+          <w:numId w:val="6"/>
+        </w:numPr>
+      </w:pPr>
+      <w:r>
+        <w:lastRenderedPageBreak/>
+        <w:t xml:space="preserve">Science. (n.d.). </w:t>
+      </w:r>
+      <w:r>
+        <w:rPr>
+          <w:i/>
+          <w:iCs/>
+        </w:rPr>
+        <w:t>Study finds some significant differences in brains of men and women</w:t>
+      </w:r>
+      <w:r>
+        <w:t xml:space="preserve">. </w:t>
+      </w:r>
+      <w:hyperlink r:id="rId25" w:tgtFrame="_blank" w:history="1">
+        <w:r>
+          <w:rPr>
+            <w:rStyle w:val="Hyperlink"/>
+          </w:rPr>
+          <w:t>https://www.science.org/content/article/study-finds-some-significant-differences-brains-men-and-women</w:t>
+        </w:r>
+      </w:hyperlink>
+    </w:p>
+    <w:p>
+      <w:pPr>
+        <w:numPr>
+          <w:ilvl w:val="0"/>
+          <w:numId w:val="6"/>
+        </w:numPr>
+      </w:pPr>
+      <w:r>
+        <w:t xml:space="preserve">ScienceDirect. (2021). </w:t>
+      </w:r>
+      <w:r>
+        <w:rPr>
+          <w:i/>
+          <w:iCs/>
+        </w:rPr>
+        <w:t>Article S0149763421000804</w:t>
+      </w:r>
+      <w:r>
+        <w:t xml:space="preserve">. </w:t>
+      </w:r>
+      <w:hyperlink r:id="rId26" w:tgtFrame="_blank" w:history="1">
+        <w:r>
+          <w:rPr>
+            <w:rStyle w:val="Hyperlink"/>
+          </w:rPr>
+          <w:t>https://www.sciencedirect.com/science/article/pii/S0149763421000804</w:t>
+        </w:r>
+      </w:hyperlink>
+    </w:p>
+    <w:p>
+      <w:pPr>
+        <w:numPr>
+          <w:ilvl w:val="0"/>
+          <w:numId w:val="6"/>
+        </w:numPr>
+      </w:pPr>
+      <w:r>
+        <w:t xml:space="preserve">Scientific American. (n.d.). </w:t>
+      </w:r>
+      <w:r>
+        <w:rPr>
+          <w:i/>
+          <w:iCs/>
+        </w:rPr>
+        <w:t>How men's brains are wired differently than women</w:t>
+      </w:r>
+      <w:r>
+        <w:t xml:space="preserve">. </w:t>
+      </w:r>
+      <w:hyperlink r:id="rId27" w:tgtFrame="_blank" w:history="1">
+        <w:r>
+          <w:rPr>
+            <w:rStyle w:val="Hyperlink"/>
+          </w:rPr>
+          <w:t>https://www.scientificamerican.com/article/how-mens-brains-are-wired-differently-than-women/</w:t>
+        </w:r>
+      </w:hyperlink>
+    </w:p>
+    <w:p>
+      <w:pPr>
+        <w:numPr>
+          <w:ilvl w:val="0"/>
+          <w:numId w:val="6"/>
+        </w:numPr>
+      </w:pPr>
+      <w:r>
+        <w:t xml:space="preserve">Stanford Medicine. (n.d.). </w:t>
+      </w:r>
+      <w:r>
+        <w:rPr>
+          <w:i/>
+          <w:iCs/>
+        </w:rPr>
+        <w:t>How men's and women's brains are different</w:t>
+      </w:r>
+      <w:r>
+        <w:t xml:space="preserve">. </w:t>
+      </w:r>
+      <w:hyperlink r:id="rId28" w:tgtFrame="_blank" w:history="1">
+        <w:r>
+          <w:rPr>
+            <w:rStyle w:val="Hyperlink"/>
+          </w:rPr>
+          <w:t>https://stanmed.stanford.edu/how-mens-and-womens-brains-are-different/</w:t>
+        </w:r>
+      </w:hyperlink>
+    </w:p>
+    <w:p>
+      <w:pPr>
+        <w:numPr>
+          <w:ilvl w:val="0"/>
+          <w:numId w:val="6"/>
+        </w:numPr>
+      </w:pPr>
+      <w:r>
+        <w:t xml:space="preserve">University of California, San Francisco. (2007, April). </w:t>
+      </w:r>
+      <w:r>
+        <w:rPr>
+          <w:i/>
+          <w:iCs/>
+        </w:rPr>
+        <w:t>Neuropsychiatrist explains why female brains are different</w:t>
+      </w:r>
+      <w:r>
+        <w:t xml:space="preserve">. </w:t>
+      </w:r>
+      <w:hyperlink r:id="rId29" w:tgtFrame="_blank" w:history="1">
+        <w:r>
+          <w:rPr>
+            <w:rStyle w:val="Hyperlink"/>
+          </w:rPr>
+          <w:t>https://www.ucsf.edu/news/2007/04/102579/neuropsychiatrist-explains-why-female-brains-are-different</w:t>
+        </w:r>
+      </w:hyperlink>
+    </w:p>
+    <w:p>
+      <w:pPr>
+        <w:numPr>
+          <w:ilvl w:val="0"/>
+          <w:numId w:val="6"/>
+        </w:numPr>
+      </w:pPr>
+      <w:r>
+        <w:t xml:space="preserve">Wikipedia. (n.d.). </w:t>
+      </w:r>
+      <w:r>
+        <w:rPr>
+          <w:i/>
+          <w:iCs/>
+        </w:rPr>
+        <w:t>Neuroscience of sex differences</w:t>
+      </w:r>
+      <w:r>
+        <w:t xml:space="preserve">. Wikimedia Foundation. </w:t>
+      </w:r>
+      <w:hyperlink r:id="rId30" w:tgtFrame="_blank" w:history="1">
+        <w:r>
+          <w:rPr>
+            <w:rStyle w:val="Hyperlink"/>
+          </w:rPr>
+          <w:t>https://en.wikipedia.org/wiki/Neuroscience_of_sex_differences</w:t>
+        </w:r>
+      </w:hyperlink>
+    </w:p>
+    <w:p>
+      <w:pPr>
+        <w:numPr>
+          <w:ilvl w:val="0"/>
+          <w:numId w:val="6"/>
+        </w:numPr>
+      </w:pPr>
+      <w:r>
+        <w:t xml:space="preserve">Youth STEM 2030. (n.d.). </w:t>
+      </w:r>
+      <w:r>
+        <w:rPr>
+          <w:i/>
+          <w:iCs/>
+        </w:rPr>
+        <w:t>Sex differences in the brain: A myth</w:t>
+      </w:r>
+      <w:r>
+        <w:t xml:space="preserve">. </w:t>
+      </w:r>
+      <w:hyperlink r:id="rId31" w:tgtFrame="_blank" w:history="1">
+        <w:r>
+          <w:rPr>
+            <w:rStyle w:val="Hyperlink"/>
+          </w:rPr>
+          <w:t>https://www.youthstem2030.org/youth-stem-matters/read/sex-differences-in-the-brain-a-myth</w:t>
+        </w:r>
+      </w:hyperlink>
+    </w:p>
+    <w:p/>
+    <w:p/>
+    <w:p/>
+    <w:p/>
+    <w:p/>
+    <w:p/>
+    <w:p/>
+    <w:p/>
+    <w:p/>
+    <w:p/>
+    <w:p/>
+    <w:p>
+      <w:pPr>
+        <w:rPr>
+          <w:b/>
+          <w:bCs/>
+        </w:rPr>
+      </w:pPr>
+      <w:r>
+        <w:rPr>
+          <w:b/>
+          <w:bCs/>
+        </w:rPr>
+        <w:lastRenderedPageBreak/>
+        <w:t>Left vs. Right Brain Hemispheres</w:t>
+      </w:r>
+    </w:p>
+    <w:p>
+      <w:pPr>
+        <w:numPr>
+          <w:ilvl w:val="0"/>
+          <w:numId w:val="7"/>
+        </w:numPr>
+      </w:pPr>
+      <w:r>
+        <w:t xml:space="preserve">Block Therapy. (2024, April). </w:t>
+      </w:r>
+      <w:r>
+        <w:rPr>
+          <w:i/>
+          <w:iCs/>
+        </w:rPr>
+        <w:t>Balancing the masculine and feminine</w:t>
+      </w:r>
+      <w:r>
+        <w:t xml:space="preserve">. </w:t>
+      </w:r>
+      <w:hyperlink r:id="rId32" w:tgtFrame="_blank" w:history="1">
+        <w:r>
+          <w:rPr>
+            <w:rStyle w:val="Hyperlink"/>
+          </w:rPr>
+          <w:t>https://blocktherapy.com/2024/04/balancing-the-masculine-and-feminine/</w:t>
+        </w:r>
+      </w:hyperlink>
+    </w:p>
+    <w:p>
+      <w:pPr>
+        <w:numPr>
+          <w:ilvl w:val="0"/>
+          <w:numId w:val="7"/>
+        </w:numPr>
+      </w:pPr>
+      <w:r>
+        <w:t xml:space="preserve">Business Results Group. (n.d.). </w:t>
+      </w:r>
+      <w:r>
+        <w:rPr>
+          <w:i/>
+          <w:iCs/>
+        </w:rPr>
+        <w:t>Why men and women lead differently</w:t>
+      </w:r>
+      <w:r>
+        <w:t xml:space="preserve">. </w:t>
+      </w:r>
+      <w:hyperlink r:id="rId33" w:tgtFrame="_blank" w:history="1">
+        <w:r>
+          <w:rPr>
+            <w:rStyle w:val="Hyperlink"/>
+          </w:rPr>
+          <w:t>https://www.brg.co.za/why-men-and-women-lead-differently/</w:t>
+        </w:r>
+      </w:hyperlink>
+    </w:p>
+    <w:p>
+      <w:pPr>
+        <w:numPr>
+          <w:ilvl w:val="0"/>
+          <w:numId w:val="7"/>
+        </w:numPr>
+      </w:pPr>
+      <w:r>
+        <w:t xml:space="preserve">Hopkins Medicine. (n.d.). </w:t>
+      </w:r>
+      <w:r>
+        <w:rPr>
+          <w:i/>
+          <w:iCs/>
+        </w:rPr>
+        <w:t>Anatomy of the brain</w:t>
+      </w:r>
+      <w:r>
+        <w:t xml:space="preserve">. </w:t>
+      </w:r>
+      <w:hyperlink r:id="rId34" w:tgtFrame="_blank" w:history="1">
+        <w:r>
+          <w:rPr>
+            <w:rStyle w:val="Hyperlink"/>
+          </w:rPr>
+          <w:t>https://www.hopkinsmedicine.org/health/conditions-and-diseases/anatomy-of-the-brain</w:t>
+        </w:r>
+      </w:hyperlink>
+    </w:p>
+    <w:p>
+      <w:pPr>
+        <w:numPr>
+          <w:ilvl w:val="0"/>
+          <w:numId w:val="7"/>
+        </w:numPr>
+      </w:pPr>
+      <w:proofErr w:type="spellStart"/>
+      <w:r>
+        <w:t>MedPark</w:t>
+      </w:r>
+      <w:proofErr w:type="spellEnd"/>
+      <w:r>
+        <w:t xml:space="preserve"> Hospital. (n.d.). </w:t>
+      </w:r>
+      <w:r>
+        <w:rPr>
+          <w:i/>
+          <w:iCs/>
+        </w:rPr>
+        <w:t>Are you a left-brain or right-brain thinker?</w:t>
+      </w:r>
+      <w:r>
+        <w:t xml:space="preserve"> </w:t>
+      </w:r>
+      <w:hyperlink r:id="rId35" w:tgtFrame="_blank" w:history="1">
+        <w:r>
+          <w:rPr>
+            <w:rStyle w:val="Hyperlink"/>
+          </w:rPr>
+          <w:t>https://www.medparkhospital.com/en-US/lifestyles/are-you-a-left-brain-or-right-brain-thinker</w:t>
+        </w:r>
+      </w:hyperlink>
+    </w:p>
+    <w:p>
+      <w:pPr>
+        <w:numPr>
+          <w:ilvl w:val="0"/>
+          <w:numId w:val="7"/>
+        </w:numPr>
+      </w:pPr>
+      <w:r>
+        <w:t xml:space="preserve">New Republic. (n.d.). </w:t>
+      </w:r>
+      <w:r>
+        <w:rPr>
+          <w:i/>
+          <w:iCs/>
+        </w:rPr>
+        <w:t>Gender brain studies claim men and women are wired differently</w:t>
+      </w:r>
+      <w:r>
+        <w:t xml:space="preserve">. </w:t>
+      </w:r>
+      <w:hyperlink r:id="rId36" w:tgtFrame="_blank" w:history="1">
+        <w:r>
+          <w:rPr>
+            <w:rStyle w:val="Hyperlink"/>
+          </w:rPr>
+          <w:t>https://newrepublic.com/article/115893/gender-brain-studies-claim-men-and-women-are-wired-differently</w:t>
+        </w:r>
+      </w:hyperlink>
+    </w:p>
+    <w:p>
+      <w:pPr>
+        <w:numPr>
+          <w:ilvl w:val="0"/>
+          <w:numId w:val="7"/>
+        </w:numPr>
+      </w:pPr>
+      <w:r>
+        <w:t xml:space="preserve">Personal Development Coaching. (n.d.). </w:t>
+      </w:r>
+      <w:r>
+        <w:rPr>
+          <w:i/>
+          <w:iCs/>
+        </w:rPr>
+        <w:t>Magnetism and electricity: Masculine and feminine energies</w:t>
+      </w:r>
+      <w:r>
+        <w:t xml:space="preserve">. </w:t>
+      </w:r>
+      <w:hyperlink r:id="rId37" w:tgtFrame="_blank" w:history="1">
+        <w:r>
+          <w:rPr>
+            <w:rStyle w:val="Hyperlink"/>
+          </w:rPr>
+          <w:t>https://www.personaldevelopment-coaching.com/post/magnetism-and-electricity-masculine-and-feminine-energies</w:t>
+        </w:r>
+      </w:hyperlink>
+    </w:p>
+    <w:p>
+      <w:pPr>
+        <w:numPr>
+          <w:ilvl w:val="0"/>
+          <w:numId w:val="7"/>
+        </w:numPr>
+      </w:pPr>
+      <w:r>
+        <w:t xml:space="preserve">Psychology Today. (2013, December). </w:t>
+      </w:r>
+      <w:r>
+        <w:rPr>
+          <w:i/>
+          <w:iCs/>
+        </w:rPr>
+        <w:t>Brain connectivity varies between men and women</w:t>
+      </w:r>
+      <w:r>
+        <w:t xml:space="preserve">. </w:t>
+      </w:r>
+      <w:hyperlink r:id="rId38" w:tgtFrame="_blank" w:history="1">
+        <w:r>
+          <w:rPr>
+            <w:rStyle w:val="Hyperlink"/>
+          </w:rPr>
+          <w:t>https://www.psychologytoday.com/us/blog/the-athletes-way/201312/brain-connectivity-varies-between-men-and-women</w:t>
+        </w:r>
+      </w:hyperlink>
+    </w:p>
+    <w:p>
+      <w:pPr>
+        <w:numPr>
+          <w:ilvl w:val="0"/>
+          <w:numId w:val="7"/>
+        </w:numPr>
+      </w:pPr>
+      <w:r>
+        <w:t xml:space="preserve">ScienceDirect. (n.d.). </w:t>
+      </w:r>
+      <w:r>
+        <w:rPr>
+          <w:i/>
+          <w:iCs/>
+        </w:rPr>
+        <w:t>Right hemisphere</w:t>
+      </w:r>
+      <w:r>
+        <w:t xml:space="preserve">. </w:t>
+      </w:r>
+      <w:hyperlink r:id="rId39" w:tgtFrame="_blank" w:history="1">
+        <w:r>
+          <w:rPr>
+            <w:rStyle w:val="Hyperlink"/>
+          </w:rPr>
+          <w:t>https://www.sciencedirect.com/topics/medicine-and-dentistry/right-hemisphere</w:t>
+        </w:r>
+      </w:hyperlink>
+    </w:p>
+    <w:p>
+      <w:pPr>
+        <w:numPr>
+          <w:ilvl w:val="0"/>
+          <w:numId w:val="7"/>
+        </w:numPr>
+      </w:pPr>
+      <w:r>
+        <w:t xml:space="preserve">Simply Psychology. (n.d.). </w:t>
+      </w:r>
+      <w:r>
+        <w:rPr>
+          <w:i/>
+          <w:iCs/>
+        </w:rPr>
+        <w:t>Left brain vs. right brain</w:t>
+      </w:r>
+      <w:r>
+        <w:t xml:space="preserve">. </w:t>
+      </w:r>
+      <w:hyperlink r:id="rId40" w:tgtFrame="_blank" w:history="1">
+        <w:r>
+          <w:rPr>
+            <w:rStyle w:val="Hyperlink"/>
+          </w:rPr>
+          <w:t>https://www.simplypsychology.org/left-brain-vs-right-brain.html</w:t>
+        </w:r>
+      </w:hyperlink>
+    </w:p>
+    <w:p>
+      <w:pPr>
+        <w:numPr>
+          <w:ilvl w:val="0"/>
+          <w:numId w:val="7"/>
+        </w:numPr>
+      </w:pPr>
+      <w:r>
+        <w:t xml:space="preserve">UCLA Newsroom. (n.d.). </w:t>
+      </w:r>
+      <w:r>
+        <w:rPr>
+          <w:i/>
+          <w:iCs/>
+        </w:rPr>
+        <w:t>More evidence that male and female brains are wired differently</w:t>
+      </w:r>
+      <w:r>
+        <w:t xml:space="preserve">. </w:t>
+      </w:r>
+      <w:hyperlink r:id="rId41" w:tgtFrame="_blank" w:history="1">
+        <w:r>
+          <w:rPr>
+            <w:rStyle w:val="Hyperlink"/>
+          </w:rPr>
+          <w:t>https://newsroom.ucla.edu/releases/more-evidence-that-male-and-female-brains-are-wired-differently</w:t>
+        </w:r>
+      </w:hyperlink>
+    </w:p>
     <w:p/>
     <w:p/>
     <w:p/>
@@ -614,7 +1708,7 @@
                     </pic:cNvPicPr>
                   </pic:nvPicPr>
                   <pic:blipFill>
-                    <a:blip r:embed="rId7">
+                    <a:blip r:embed="rId42">
                       <a:extLst>
                         <a:ext uri="{28A0092B-C50C-407E-A947-70E740481C1C}">
                           <a14:useLocalDpi xmlns:a14="http://schemas.microsoft.com/office/drawing/2010/main" val="0"/>
@@ -732,7 +1826,7 @@
       <w:pPr>
         <w:jc w:val="right"/>
       </w:pPr>
-      <w:hyperlink r:id="rId8" w:history="1">
+      <w:hyperlink r:id="rId43" w:history="1">
         <w:r>
           <w:rPr>
             <w:rStyle w:val="Hyperlink"/>
@@ -743,10 +1837,10 @@
       </w:hyperlink>
     </w:p>
     <w:sectPr>
-      <w:footerReference w:type="even" r:id="rId9"/>
-      <w:footerReference w:type="default" r:id="rId10"/>
-      <w:headerReference w:type="first" r:id="rId11"/>
-      <w:footerReference w:type="first" r:id="rId12"/>
+      <w:footerReference w:type="even" r:id="rId44"/>
+      <w:footerReference w:type="default" r:id="rId45"/>
+      <w:headerReference w:type="first" r:id="rId46"/>
+      <w:footerReference w:type="first" r:id="rId47"/>
       <w:pgSz w:w="12240" w:h="15840"/>
       <w:pgMar w:top="1440" w:right="1440" w:bottom="1440" w:left="1440" w:header="720" w:footer="720" w:gutter="0"/>
       <w:cols w:space="720"/>
@@ -881,6 +1975,155 @@
 <file path=word/numbering.xml><?xml version="1.0" encoding="utf-8"?>
 <w:numbering xmlns:wpc="http://schemas.microsoft.com/office/word/2010/wordprocessingCanvas" xmlns:cx="http://schemas.microsoft.com/office/drawing/2014/chartex" xmlns:cx1="http://schemas.microsoft.com/office/drawing/2015/9/8/chartex" xmlns:cx2="http://schemas.microsoft.com/office/drawing/2015/10/21/chartex" xmlns:cx3="http://schemas.microsoft.com/office/drawing/2016/5/9/chartex" xmlns:cx4="http://schemas.microsoft.com/office/drawing/2016/5/10/chartex" xmlns:cx5="http://schemas.microsoft.com/office/drawing/2016/5/11/chartex" xmlns:cx6="http://schemas.microsoft.com/office/drawing/2016/5/12/chartex" xmlns:cx7="http://schemas.microsoft.com/office/drawing/2016/5/13/chartex" xmlns:cx8="http://schemas.microsoft.com/office/drawing/2016/5/14/chartex" xmlns:mc="http://schemas.openxmlformats.org/markup-compatibility/2006" xmlns:aink="http://schemas.microsoft.com/office/drawing/2016/ink" xmlns:am3d="http://schemas.microsoft.com/office/drawing/2017/model3d" xmlns:o="urn:schemas-microsoft-com:office:office" xmlns:oel="http://schemas.microsoft.com/office/2019/extlst" xmlns:r="http://schemas.openxmlformats.org/officeDocument/2006/relationships" xmlns:m="http://schemas.openxmlformats.org/officeDocument/2006/math" xmlns:v="urn:schemas-microsoft-com:vml" xmlns:wp14="http://schemas.microsoft.com/office/word/2010/wordprocessingDrawing" xmlns:wp="http://schemas.openxmlformats.org/drawingml/2006/wordprocessingDrawing" xmlns:w10="urn:schemas-microsoft-com:office:word" xmlns:w="http://schemas.openxmlformats.org/wordprocessingml/2006/main" xmlns:w14="http://schemas.microsoft.com/office/word/2010/wordml" xmlns:w15="http://schemas.microsoft.com/office/word/2012/wordml" xmlns:w16cex="http://schemas.microsoft.com/office/word/2018/wordml/cex" xmlns:w16cid="http://schemas.microsoft.com/office/word/2016/wordml/cid" xmlns:w16="http://schemas.microsoft.com/office/word/2018/wordml" xmlns:w16du="http://schemas.microsoft.com/office/word/2023/wordml/word16du" xmlns:w16sdtdh="http://schemas.microsoft.com/office/word/2020/wordml/sdtdatahash" xmlns:w16sdtfl="http://schemas.microsoft.com/office/word/2024/wordml/sdtformatlock" xmlns:w16se="http://schemas.microsoft.com/office/word/2015/wordml/symex" xmlns:wpg="http://schemas.microsoft.com/office/word/2010/wordprocessingGroup" xmlns:wpi="http://schemas.microsoft.com/office/word/2010/wordprocessingInk" xmlns:wne="http://schemas.microsoft.com/office/word/2006/wordml" xmlns:wps="http://schemas.microsoft.com/office/word/2010/wordprocessingShape" mc:Ignorable="w14 w15 w16se w16cid w16 w16cex w16sdtdh w16sdtfl w16du wp14">
   <w:abstractNum w:abstractNumId="0" w15:restartNumberingAfterBreak="0">
+    <w:nsid w:val="0C183628"/>
+    <w:multiLevelType w:val="multilevel"/>
+    <w:tmpl w:val="A08A5C28"/>
+    <w:lvl w:ilvl="0">
+      <w:start w:val="1"/>
+      <w:numFmt w:val="bullet"/>
+      <w:lvlText w:val=""/>
+      <w:lvlJc w:val="left"/>
+      <w:pPr>
+        <w:tabs>
+          <w:tab w:val="num" w:pos="720"/>
+        </w:tabs>
+        <w:ind w:left="720" w:hanging="360"/>
+      </w:pPr>
+      <w:rPr>
+        <w:rFonts w:ascii="Symbol" w:hAnsi="Symbol" w:hint="default"/>
+        <w:sz w:val="20"/>
+      </w:rPr>
+    </w:lvl>
+    <w:lvl w:ilvl="1" w:tentative="1">
+      <w:start w:val="1"/>
+      <w:numFmt w:val="bullet"/>
+      <w:lvlText w:val="o"/>
+      <w:lvlJc w:val="left"/>
+      <w:pPr>
+        <w:tabs>
+          <w:tab w:val="num" w:pos="1440"/>
+        </w:tabs>
+        <w:ind w:left="1440" w:hanging="360"/>
+      </w:pPr>
+      <w:rPr>
+        <w:rFonts w:ascii="Courier New" w:hAnsi="Courier New" w:hint="default"/>
+        <w:sz w:val="20"/>
+      </w:rPr>
+    </w:lvl>
+    <w:lvl w:ilvl="2" w:tentative="1">
+      <w:start w:val="1"/>
+      <w:numFmt w:val="bullet"/>
+      <w:lvlText w:val=""/>
+      <w:lvlJc w:val="left"/>
+      <w:pPr>
+        <w:tabs>
+          <w:tab w:val="num" w:pos="2160"/>
+        </w:tabs>
+        <w:ind w:left="2160" w:hanging="360"/>
+      </w:pPr>
+      <w:rPr>
+        <w:rFonts w:ascii="Wingdings" w:hAnsi="Wingdings" w:hint="default"/>
+        <w:sz w:val="20"/>
+      </w:rPr>
+    </w:lvl>
+    <w:lvl w:ilvl="3" w:tentative="1">
+      <w:start w:val="1"/>
+      <w:numFmt w:val="bullet"/>
+      <w:lvlText w:val=""/>
+      <w:lvlJc w:val="left"/>
+      <w:pPr>
+        <w:tabs>
+          <w:tab w:val="num" w:pos="2880"/>
+        </w:tabs>
+        <w:ind w:left="2880" w:hanging="360"/>
+      </w:pPr>
+      <w:rPr>
+        <w:rFonts w:ascii="Wingdings" w:hAnsi="Wingdings" w:hint="default"/>
+        <w:sz w:val="20"/>
+      </w:rPr>
+    </w:lvl>
+    <w:lvl w:ilvl="4" w:tentative="1">
+      <w:start w:val="1"/>
+      <w:numFmt w:val="bullet"/>
+      <w:lvlText w:val=""/>
+      <w:lvlJc w:val="left"/>
+      <w:pPr>
+        <w:tabs>
+          <w:tab w:val="num" w:pos="3600"/>
+        </w:tabs>
+        <w:ind w:left="3600" w:hanging="360"/>
+      </w:pPr>
+      <w:rPr>
+        <w:rFonts w:ascii="Wingdings" w:hAnsi="Wingdings" w:hint="default"/>
+        <w:sz w:val="20"/>
+      </w:rPr>
+    </w:lvl>
+    <w:lvl w:ilvl="5" w:tentative="1">
+      <w:start w:val="1"/>
+      <w:numFmt w:val="bullet"/>
+      <w:lvlText w:val=""/>
+      <w:lvlJc w:val="left"/>
+      <w:pPr>
+        <w:tabs>
+          <w:tab w:val="num" w:pos="4320"/>
+        </w:tabs>
+        <w:ind w:left="4320" w:hanging="360"/>
+      </w:pPr>
+      <w:rPr>
+        <w:rFonts w:ascii="Wingdings" w:hAnsi="Wingdings" w:hint="default"/>
+        <w:sz w:val="20"/>
+      </w:rPr>
+    </w:lvl>
+    <w:lvl w:ilvl="6" w:tentative="1">
+      <w:start w:val="1"/>
+      <w:numFmt w:val="bullet"/>
+      <w:lvlText w:val=""/>
+      <w:lvlJc w:val="left"/>
+      <w:pPr>
+        <w:tabs>
+          <w:tab w:val="num" w:pos="5040"/>
+        </w:tabs>
+        <w:ind w:left="5040" w:hanging="360"/>
+      </w:pPr>
+      <w:rPr>
+        <w:rFonts w:ascii="Wingdings" w:hAnsi="Wingdings" w:hint="default"/>
+        <w:sz w:val="20"/>
+      </w:rPr>
+    </w:lvl>
+    <w:lvl w:ilvl="7" w:tentative="1">
+      <w:start w:val="1"/>
+      <w:numFmt w:val="bullet"/>
+      <w:lvlText w:val=""/>
+      <w:lvlJc w:val="left"/>
+      <w:pPr>
+        <w:tabs>
+          <w:tab w:val="num" w:pos="5760"/>
+        </w:tabs>
+        <w:ind w:left="5760" w:hanging="360"/>
+      </w:pPr>
+      <w:rPr>
+        <w:rFonts w:ascii="Wingdings" w:hAnsi="Wingdings" w:hint="default"/>
+        <w:sz w:val="20"/>
+      </w:rPr>
+    </w:lvl>
+    <w:lvl w:ilvl="8" w:tentative="1">
+      <w:start w:val="1"/>
+      <w:numFmt w:val="bullet"/>
+      <w:lvlText w:val=""/>
+      <w:lvlJc w:val="left"/>
+      <w:pPr>
+        <w:tabs>
+          <w:tab w:val="num" w:pos="6480"/>
+        </w:tabs>
+        <w:ind w:left="6480" w:hanging="360"/>
+      </w:pPr>
+      <w:rPr>
+        <w:rFonts w:ascii="Wingdings" w:hAnsi="Wingdings" w:hint="default"/>
+        <w:sz w:val="20"/>
+      </w:rPr>
+    </w:lvl>
+  </w:abstractNum>
+  <w:abstractNum w:abstractNumId="1" w15:restartNumberingAfterBreak="0">
     <w:nsid w:val="0EC30CA4"/>
     <w:multiLevelType w:val="multilevel"/>
     <w:tmpl w:val="43C2CFC2"/>
@@ -1029,7 +2272,305 @@
       </w:rPr>
     </w:lvl>
   </w:abstractNum>
-  <w:abstractNum w:abstractNumId="1" w15:restartNumberingAfterBreak="0">
+  <w:abstractNum w:abstractNumId="2" w15:restartNumberingAfterBreak="0">
+    <w:nsid w:val="188A0CA7"/>
+    <w:multiLevelType w:val="multilevel"/>
+    <w:tmpl w:val="10DC198A"/>
+    <w:lvl w:ilvl="0">
+      <w:start w:val="1"/>
+      <w:numFmt w:val="bullet"/>
+      <w:lvlText w:val=""/>
+      <w:lvlJc w:val="left"/>
+      <w:pPr>
+        <w:tabs>
+          <w:tab w:val="num" w:pos="720"/>
+        </w:tabs>
+        <w:ind w:left="720" w:hanging="360"/>
+      </w:pPr>
+      <w:rPr>
+        <w:rFonts w:ascii="Symbol" w:hAnsi="Symbol" w:hint="default"/>
+        <w:sz w:val="20"/>
+      </w:rPr>
+    </w:lvl>
+    <w:lvl w:ilvl="1" w:tentative="1">
+      <w:start w:val="1"/>
+      <w:numFmt w:val="bullet"/>
+      <w:lvlText w:val="o"/>
+      <w:lvlJc w:val="left"/>
+      <w:pPr>
+        <w:tabs>
+          <w:tab w:val="num" w:pos="1440"/>
+        </w:tabs>
+        <w:ind w:left="1440" w:hanging="360"/>
+      </w:pPr>
+      <w:rPr>
+        <w:rFonts w:ascii="Courier New" w:hAnsi="Courier New" w:hint="default"/>
+        <w:sz w:val="20"/>
+      </w:rPr>
+    </w:lvl>
+    <w:lvl w:ilvl="2" w:tentative="1">
+      <w:start w:val="1"/>
+      <w:numFmt w:val="bullet"/>
+      <w:lvlText w:val=""/>
+      <w:lvlJc w:val="left"/>
+      <w:pPr>
+        <w:tabs>
+          <w:tab w:val="num" w:pos="2160"/>
+        </w:tabs>
+        <w:ind w:left="2160" w:hanging="360"/>
+      </w:pPr>
+      <w:rPr>
+        <w:rFonts w:ascii="Wingdings" w:hAnsi="Wingdings" w:hint="default"/>
+        <w:sz w:val="20"/>
+      </w:rPr>
+    </w:lvl>
+    <w:lvl w:ilvl="3" w:tentative="1">
+      <w:start w:val="1"/>
+      <w:numFmt w:val="bullet"/>
+      <w:lvlText w:val=""/>
+      <w:lvlJc w:val="left"/>
+      <w:pPr>
+        <w:tabs>
+          <w:tab w:val="num" w:pos="2880"/>
+        </w:tabs>
+        <w:ind w:left="2880" w:hanging="360"/>
+      </w:pPr>
+      <w:rPr>
+        <w:rFonts w:ascii="Wingdings" w:hAnsi="Wingdings" w:hint="default"/>
+        <w:sz w:val="20"/>
+      </w:rPr>
+    </w:lvl>
+    <w:lvl w:ilvl="4" w:tentative="1">
+      <w:start w:val="1"/>
+      <w:numFmt w:val="bullet"/>
+      <w:lvlText w:val=""/>
+      <w:lvlJc w:val="left"/>
+      <w:pPr>
+        <w:tabs>
+          <w:tab w:val="num" w:pos="3600"/>
+        </w:tabs>
+        <w:ind w:left="3600" w:hanging="360"/>
+      </w:pPr>
+      <w:rPr>
+        <w:rFonts w:ascii="Wingdings" w:hAnsi="Wingdings" w:hint="default"/>
+        <w:sz w:val="20"/>
+      </w:rPr>
+    </w:lvl>
+    <w:lvl w:ilvl="5" w:tentative="1">
+      <w:start w:val="1"/>
+      <w:numFmt w:val="bullet"/>
+      <w:lvlText w:val=""/>
+      <w:lvlJc w:val="left"/>
+      <w:pPr>
+        <w:tabs>
+          <w:tab w:val="num" w:pos="4320"/>
+        </w:tabs>
+        <w:ind w:left="4320" w:hanging="360"/>
+      </w:pPr>
+      <w:rPr>
+        <w:rFonts w:ascii="Wingdings" w:hAnsi="Wingdings" w:hint="default"/>
+        <w:sz w:val="20"/>
+      </w:rPr>
+    </w:lvl>
+    <w:lvl w:ilvl="6" w:tentative="1">
+      <w:start w:val="1"/>
+      <w:numFmt w:val="bullet"/>
+      <w:lvlText w:val=""/>
+      <w:lvlJc w:val="left"/>
+      <w:pPr>
+        <w:tabs>
+          <w:tab w:val="num" w:pos="5040"/>
+        </w:tabs>
+        <w:ind w:left="5040" w:hanging="360"/>
+      </w:pPr>
+      <w:rPr>
+        <w:rFonts w:ascii="Wingdings" w:hAnsi="Wingdings" w:hint="default"/>
+        <w:sz w:val="20"/>
+      </w:rPr>
+    </w:lvl>
+    <w:lvl w:ilvl="7" w:tentative="1">
+      <w:start w:val="1"/>
+      <w:numFmt w:val="bullet"/>
+      <w:lvlText w:val=""/>
+      <w:lvlJc w:val="left"/>
+      <w:pPr>
+        <w:tabs>
+          <w:tab w:val="num" w:pos="5760"/>
+        </w:tabs>
+        <w:ind w:left="5760" w:hanging="360"/>
+      </w:pPr>
+      <w:rPr>
+        <w:rFonts w:ascii="Wingdings" w:hAnsi="Wingdings" w:hint="default"/>
+        <w:sz w:val="20"/>
+      </w:rPr>
+    </w:lvl>
+    <w:lvl w:ilvl="8" w:tentative="1">
+      <w:start w:val="1"/>
+      <w:numFmt w:val="bullet"/>
+      <w:lvlText w:val=""/>
+      <w:lvlJc w:val="left"/>
+      <w:pPr>
+        <w:tabs>
+          <w:tab w:val="num" w:pos="6480"/>
+        </w:tabs>
+        <w:ind w:left="6480" w:hanging="360"/>
+      </w:pPr>
+      <w:rPr>
+        <w:rFonts w:ascii="Wingdings" w:hAnsi="Wingdings" w:hint="default"/>
+        <w:sz w:val="20"/>
+      </w:rPr>
+    </w:lvl>
+  </w:abstractNum>
+  <w:abstractNum w:abstractNumId="3" w15:restartNumberingAfterBreak="0">
+    <w:nsid w:val="3BE57EDD"/>
+    <w:multiLevelType w:val="multilevel"/>
+    <w:tmpl w:val="6DF0306E"/>
+    <w:lvl w:ilvl="0">
+      <w:start w:val="1"/>
+      <w:numFmt w:val="bullet"/>
+      <w:lvlText w:val=""/>
+      <w:lvlJc w:val="left"/>
+      <w:pPr>
+        <w:tabs>
+          <w:tab w:val="num" w:pos="720"/>
+        </w:tabs>
+        <w:ind w:left="720" w:hanging="360"/>
+      </w:pPr>
+      <w:rPr>
+        <w:rFonts w:ascii="Symbol" w:hAnsi="Symbol" w:hint="default"/>
+        <w:sz w:val="20"/>
+      </w:rPr>
+    </w:lvl>
+    <w:lvl w:ilvl="1" w:tentative="1">
+      <w:start w:val="1"/>
+      <w:numFmt w:val="bullet"/>
+      <w:lvlText w:val="o"/>
+      <w:lvlJc w:val="left"/>
+      <w:pPr>
+        <w:tabs>
+          <w:tab w:val="num" w:pos="1440"/>
+        </w:tabs>
+        <w:ind w:left="1440" w:hanging="360"/>
+      </w:pPr>
+      <w:rPr>
+        <w:rFonts w:ascii="Courier New" w:hAnsi="Courier New" w:hint="default"/>
+        <w:sz w:val="20"/>
+      </w:rPr>
+    </w:lvl>
+    <w:lvl w:ilvl="2" w:tentative="1">
+      <w:start w:val="1"/>
+      <w:numFmt w:val="bullet"/>
+      <w:lvlText w:val=""/>
+      <w:lvlJc w:val="left"/>
+      <w:pPr>
+        <w:tabs>
+          <w:tab w:val="num" w:pos="2160"/>
+        </w:tabs>
+        <w:ind w:left="2160" w:hanging="360"/>
+      </w:pPr>
+      <w:rPr>
+        <w:rFonts w:ascii="Wingdings" w:hAnsi="Wingdings" w:hint="default"/>
+        <w:sz w:val="20"/>
+      </w:rPr>
+    </w:lvl>
+    <w:lvl w:ilvl="3" w:tentative="1">
+      <w:start w:val="1"/>
+      <w:numFmt w:val="bullet"/>
+      <w:lvlText w:val=""/>
+      <w:lvlJc w:val="left"/>
+      <w:pPr>
+        <w:tabs>
+          <w:tab w:val="num" w:pos="2880"/>
+        </w:tabs>
+        <w:ind w:left="2880" w:hanging="360"/>
+      </w:pPr>
+      <w:rPr>
+        <w:rFonts w:ascii="Wingdings" w:hAnsi="Wingdings" w:hint="default"/>
+        <w:sz w:val="20"/>
+      </w:rPr>
+    </w:lvl>
+    <w:lvl w:ilvl="4" w:tentative="1">
+      <w:start w:val="1"/>
+      <w:numFmt w:val="bullet"/>
+      <w:lvlText w:val=""/>
+      <w:lvlJc w:val="left"/>
+      <w:pPr>
+        <w:tabs>
+          <w:tab w:val="num" w:pos="3600"/>
+        </w:tabs>
+        <w:ind w:left="3600" w:hanging="360"/>
+      </w:pPr>
+      <w:rPr>
+        <w:rFonts w:ascii="Wingdings" w:hAnsi="Wingdings" w:hint="default"/>
+        <w:sz w:val="20"/>
+      </w:rPr>
+    </w:lvl>
+    <w:lvl w:ilvl="5" w:tentative="1">
+      <w:start w:val="1"/>
+      <w:numFmt w:val="bullet"/>
+      <w:lvlText w:val=""/>
+      <w:lvlJc w:val="left"/>
+      <w:pPr>
+        <w:tabs>
+          <w:tab w:val="num" w:pos="4320"/>
+        </w:tabs>
+        <w:ind w:left="4320" w:hanging="360"/>
+      </w:pPr>
+      <w:rPr>
+        <w:rFonts w:ascii="Wingdings" w:hAnsi="Wingdings" w:hint="default"/>
+        <w:sz w:val="20"/>
+      </w:rPr>
+    </w:lvl>
+    <w:lvl w:ilvl="6" w:tentative="1">
+      <w:start w:val="1"/>
+      <w:numFmt w:val="bullet"/>
+      <w:lvlText w:val=""/>
+      <w:lvlJc w:val="left"/>
+      <w:pPr>
+        <w:tabs>
+          <w:tab w:val="num" w:pos="5040"/>
+        </w:tabs>
+        <w:ind w:left="5040" w:hanging="360"/>
+      </w:pPr>
+      <w:rPr>
+        <w:rFonts w:ascii="Wingdings" w:hAnsi="Wingdings" w:hint="default"/>
+        <w:sz w:val="20"/>
+      </w:rPr>
+    </w:lvl>
+    <w:lvl w:ilvl="7" w:tentative="1">
+      <w:start w:val="1"/>
+      <w:numFmt w:val="bullet"/>
+      <w:lvlText w:val=""/>
+      <w:lvlJc w:val="left"/>
+      <w:pPr>
+        <w:tabs>
+          <w:tab w:val="num" w:pos="5760"/>
+        </w:tabs>
+        <w:ind w:left="5760" w:hanging="360"/>
+      </w:pPr>
+      <w:rPr>
+        <w:rFonts w:ascii="Wingdings" w:hAnsi="Wingdings" w:hint="default"/>
+        <w:sz w:val="20"/>
+      </w:rPr>
+    </w:lvl>
+    <w:lvl w:ilvl="8" w:tentative="1">
+      <w:start w:val="1"/>
+      <w:numFmt w:val="bullet"/>
+      <w:lvlText w:val=""/>
+      <w:lvlJc w:val="left"/>
+      <w:pPr>
+        <w:tabs>
+          <w:tab w:val="num" w:pos="6480"/>
+        </w:tabs>
+        <w:ind w:left="6480" w:hanging="360"/>
+      </w:pPr>
+      <w:rPr>
+        <w:rFonts w:ascii="Wingdings" w:hAnsi="Wingdings" w:hint="default"/>
+        <w:sz w:val="20"/>
+      </w:rPr>
+    </w:lvl>
+  </w:abstractNum>
+  <w:abstractNum w:abstractNumId="4" w15:restartNumberingAfterBreak="0">
     <w:nsid w:val="41536018"/>
     <w:multiLevelType w:val="multilevel"/>
     <w:tmpl w:val="A6408C3A"/>
@@ -1178,7 +2719,7 @@
       </w:rPr>
     </w:lvl>
   </w:abstractNum>
-  <w:abstractNum w:abstractNumId="2" w15:restartNumberingAfterBreak="0">
+  <w:abstractNum w:abstractNumId="5" w15:restartNumberingAfterBreak="0">
     <w:nsid w:val="587D097E"/>
     <w:multiLevelType w:val="multilevel"/>
     <w:tmpl w:val="95D6B2AC"/>
@@ -1327,7 +2868,7 @@
       </w:rPr>
     </w:lvl>
   </w:abstractNum>
-  <w:abstractNum w:abstractNumId="3" w15:restartNumberingAfterBreak="0">
+  <w:abstractNum w:abstractNumId="6" w15:restartNumberingAfterBreak="0">
     <w:nsid w:val="69326B29"/>
     <w:multiLevelType w:val="multilevel"/>
     <w:tmpl w:val="C660EFB8"/>
@@ -1477,16 +3018,25 @@
     </w:lvl>
   </w:abstractNum>
   <w:num w:numId="1" w16cid:durableId="41487697">
+    <w:abstractNumId w:val="6"/>
+  </w:num>
+  <w:num w:numId="2" w16cid:durableId="1900506675">
+    <w:abstractNumId w:val="1"/>
+  </w:num>
+  <w:num w:numId="3" w16cid:durableId="189488766">
+    <w:abstractNumId w:val="5"/>
+  </w:num>
+  <w:num w:numId="4" w16cid:durableId="152991752">
+    <w:abstractNumId w:val="4"/>
+  </w:num>
+  <w:num w:numId="5" w16cid:durableId="511070697">
     <w:abstractNumId w:val="3"/>
   </w:num>
-  <w:num w:numId="2" w16cid:durableId="1900506675">
-    <w:abstractNumId w:val="0"/>
-  </w:num>
-  <w:num w:numId="3" w16cid:durableId="189488766">
+  <w:num w:numId="6" w16cid:durableId="387075504">
     <w:abstractNumId w:val="2"/>
   </w:num>
-  <w:num w:numId="4" w16cid:durableId="152991752">
-    <w:abstractNumId w:val="1"/>
+  <w:num w:numId="7" w16cid:durableId="1971397696">
+    <w:abstractNumId w:val="0"/>
   </w:num>
 </w:numbering>
 </file>

--- a/The Asymmetrical Mechanics of Human Conception Lateralization, Gamete Compatibility, and Postural Influence.docx
+++ b/The Asymmetrical Mechanics of Human Conception Lateralization, Gamete Compatibility, and Postural Influence.docx
@@ -30,24 +30,30 @@
       <w:pPr>
         <w:spacing w:after="0"/>
       </w:pPr>
+    </w:p>
+    <w:p>
+      <w:pPr>
+        <w:spacing w:after="0"/>
+      </w:pPr>
+      <w:r>
+        <w:t>Dr. Andre Caron</w:t>
+      </w:r>
+    </w:p>
+    <w:p>
+      <w:pPr>
+        <w:spacing w:after="0"/>
+      </w:pPr>
+      <w:r>
+        <w:t>Fox Rothschild Healthcare</w:t>
+      </w:r>
+    </w:p>
+    <w:p>
+      <w:pPr>
+        <w:spacing w:after="0"/>
+      </w:pPr>
       <w:r>
         <w:t>02-22-2026</w:t>
       </w:r>
-    </w:p>
-    <w:p>
-      <w:pPr>
-        <w:spacing w:after="0"/>
-      </w:pPr>
-    </w:p>
-    <w:p>
-      <w:pPr>
-        <w:spacing w:after="0"/>
-      </w:pPr>
-    </w:p>
-    <w:p>
-      <w:pPr>
-        <w:spacing w:after="0"/>
-      </w:pPr>
     </w:p>
     <w:p>
       <w:pPr>
